--- a/src/main/resources/templates/escrituracion/VIVIENDA HIPOTECADA BIESS/CONTRATO_MUTUO_VIVIENDA_HIPOTECADA.docx
+++ b/src/main/resources/templates/escrituracion/VIVIENDA HIPOTECADA BIESS/CONTRATO_MUTUO_VIVIENDA_HIPOTECADA.docx
@@ -685,7 +685,7 @@
           <w:szCs w:val="20"/>
           <w:lang w:val="es-EC" w:eastAsia="es-ES"/>
         </w:rPr>
-        <w:t xml:space="preserve">}}) más todos los gastos de instrumentación y perfeccionamiento de la respectiva garantía hipotecaria, que se generen dentro del proceso, mismos que constarán detallados en los documentos de liquidación del crédito y que estarán a disposición de la parte deudora una vez concluido el proceso, en las oficinas del BIESS, excepto en los casos que dichos gastos hayan sido cancelados directamente por la Parte Deudora. </w:t>
+        <w:t xml:space="preserve">}} Dólares de los Estados Unidos de América) más todos los gastos de instrumentación y perfeccionamiento de la respectiva garantía hipotecaria, que se generen dentro del proceso, mismos que constarán detallados en los documentos de liquidación del crédito y que estarán a disposición de la parte deudora una vez concluido el proceso, en las oficinas del BIESS, excepto en los casos que dichos gastos hayan sido cancelados directamente por la Parte Deudora. </w:t>
       </w:r>
     </w:p>
     <w:p>
